--- a/falta.docx
+++ b/falta.docx
@@ -950,6 +950,133 @@
       <w:proofErr w:type="spellEnd"/>
       <w:r>
         <w:t xml:space="preserve"> por ahora!</w:t>
+      </w:r>
+    </w:p>
+    <w:p/>
+    <w:p/>
+    <w:p/>
+    <w:p/>
+    <w:p/>
+    <w:p/>
+    <w:p/>
+    <w:p/>
+    <w:p/>
+    <w:p/>
+    <w:p/>
+    <w:p/>
+    <w:p/>
+    <w:p/>
+    <w:p/>
+    <w:p/>
+    <w:p/>
+    <w:p/>
+    <w:p/>
+    <w:p/>
+    <w:p/>
+    <w:p/>
+    <w:p>
+      <w:r>
+        <w:lastRenderedPageBreak/>
+        <w:t>implementa estos valores: .logo-</w:t>
+      </w:r>
+      <w:proofErr w:type="spellStart"/>
+      <w:r>
+        <w:t>img</w:t>
+      </w:r>
+      <w:proofErr w:type="spellEnd"/>
+      <w:r>
+        <w:t xml:space="preserve"> {</w:t>
+      </w:r>
+    </w:p>
+    <w:p>
+      <w:r>
+        <w:t xml:space="preserve">    </w:t>
+      </w:r>
+      <w:proofErr w:type="spellStart"/>
+      <w:r>
+        <w:t>margin-left</w:t>
+      </w:r>
+      <w:proofErr w:type="spellEnd"/>
+      <w:r>
+        <w:t>: -25px;</w:t>
+      </w:r>
+    </w:p>
+    <w:p>
+      <w:r>
+        <w:t xml:space="preserve">    </w:t>
+      </w:r>
+      <w:proofErr w:type="spellStart"/>
+      <w:r>
+        <w:t>height</w:t>
+      </w:r>
+      <w:proofErr w:type="spellEnd"/>
+      <w:r>
+        <w:t>: 70px;</w:t>
+      </w:r>
+    </w:p>
+    <w:p>
+      <w:r>
+        <w:t xml:space="preserve">    </w:t>
+      </w:r>
+      <w:proofErr w:type="spellStart"/>
+      <w:r>
+        <w:t>width</w:t>
+      </w:r>
+      <w:proofErr w:type="spellEnd"/>
+      <w:r>
+        <w:t>: auto;</w:t>
+      </w:r>
+    </w:p>
+    <w:p>
+      <w:r>
+        <w:t xml:space="preserve">    </w:t>
+      </w:r>
+      <w:proofErr w:type="spellStart"/>
+      <w:r>
+        <w:t>max-width</w:t>
+      </w:r>
+      <w:proofErr w:type="spellEnd"/>
+      <w:r>
+        <w:t>: 160px;</w:t>
+      </w:r>
+    </w:p>
+    <w:p>
+      <w:r>
+        <w:t xml:space="preserve">    </w:t>
+      </w:r>
+      <w:proofErr w:type="spellStart"/>
+      <w:r>
+        <w:t>object-fit</w:t>
+      </w:r>
+      <w:proofErr w:type="spellEnd"/>
+      <w:r>
+        <w:t xml:space="preserve">: </w:t>
+      </w:r>
+      <w:proofErr w:type="spellStart"/>
+      <w:r>
+        <w:t>contain</w:t>
+      </w:r>
+      <w:proofErr w:type="spellEnd"/>
+      <w:r>
+        <w:t>;</w:t>
+      </w:r>
+    </w:p>
+    <w:p>
+      <w:r>
+        <w:t xml:space="preserve">    </w:t>
+      </w:r>
+      <w:proofErr w:type="spellStart"/>
+      <w:r>
+        <w:t>display</w:t>
+      </w:r>
+      <w:proofErr w:type="spellEnd"/>
+      <w:r>
+        <w:t>: block;</w:t>
+      </w:r>
+    </w:p>
+    <w:p>
+      <w:r>
+        <w:t>}</w:t>
       </w:r>
     </w:p>
     <w:p/>
